--- a/docs/doc_biblioteca/docFinal/Manual_Usuario_KQMIP.docx
+++ b/docs/doc_biblioteca/docFinal/Manual_Usuario_KQMIP.docx
@@ -12692,6 +12692,1567 @@
     <w:p>
       <w:r>
         <w:br w:type="page"/>
+      </w:r>
+    </w:p>
+    <w:p>
+      <w:r>
+        <w:br w:type="page"/>
+      </w:r>
+    </w:p>
+    <w:p>
+      <w:pPr>
+        <w:pStyle w:val="Heading1"/>
+      </w:pPr>
+      <w:r>
+        <w:t>2.10  Visualización de Datos</w:t>
+      </w:r>
+    </w:p>
+    <w:p>
+      <w:r>
+        <w:t>El módulo benchmarking.py incluye capacidades de visualización automática que permiten explorar la calidad y eficiencia de los algoritmos de forma visual. Esta sección explica cada tipo de gráfica, cómo generarla y cómo interpretarla para extraer conclusiones sobre el sistema analizado.</w:t>
+      </w:r>
+    </w:p>
+    <w:p/>
+    <w:p>
+      <w:pPr>
+        <w:pStyle w:val="Heading2"/>
+      </w:pPr>
+      <w:r>
+        <w:t>2.10.1  Panel Comparativo de Barras</w:t>
+      </w:r>
+    </w:p>
+    <w:p>
+      <w:r>
+        <w:t>La función graficar_comparativa() genera un panel con dos subgráficas de barras que comparan a KQNodes (azul) y KGeometricSIA (verde) sobre el mismo archivo TPM y el mismo valor de k.</w:t>
+      </w:r>
+    </w:p>
+    <w:p/>
+    <w:p>
+      <w:pPr>
+        <w:pStyle w:val="Heading3"/>
+      </w:pPr>
+      <w:r>
+        <w:t>Subgráfica izquierda — Calidad de la Solución (EMD)</w:t>
+      </w:r>
+    </w:p>
+    <w:p>
+      <w:r>
+        <w:t>El eje vertical mide la pérdida EMD (Earth Mover's Distance) obtenida por cada algoritmo. Conceptualmente, la EMD cuantifica cuánta 'masa de probabilidad' hay que redistribuir para convertir la distribución del sistema completo en la distribución del sistema con la partición aplicada. A menor EMD, mejor es la partición encontrada: el sistema pierde menos información al ser dividido.</w:t>
+      </w:r>
+    </w:p>
+    <w:p/>
+    <w:p>
+      <w:r>
+        <w:rPr>
+          <w:color w:val="1F497D"/>
+        </w:rPr>
+        <w:t>Claves de interpretación:</w:t>
+      </w:r>
+    </w:p>
+    <w:p>
+      <w:pPr>
+        <w:pStyle w:val="ListBullet"/>
+      </w:pPr>
+      <w:r>
+        <w:t>Barra más baja = algoritmo más preciso en ese caso.</w:t>
+      </w:r>
+    </w:p>
+    <w:p>
+      <w:pPr>
+        <w:pStyle w:val="ListBullet"/>
+      </w:pPr>
+      <w:r>
+        <w:t>EMD &lt; 0.05 → el sistema es casi separable: la partición no destruye información relevante.</w:t>
+      </w:r>
+    </w:p>
+    <w:p>
+      <w:pPr>
+        <w:pStyle w:val="ListBullet"/>
+      </w:pPr>
+      <w:r>
+        <w:t>EMD entre 0.05 y 0.20 → integración causal moderada.</w:t>
+      </w:r>
+    </w:p>
+    <w:p>
+      <w:pPr>
+        <w:pStyle w:val="ListBullet"/>
+      </w:pPr>
+      <w:r>
+        <w:t>EMD &gt; 0.20 → alta integración; la partición destruye información importante.</w:t>
+      </w:r>
+    </w:p>
+    <w:p>
+      <w:pPr>
+        <w:pStyle w:val="ListBullet"/>
+      </w:pPr>
+      <w:r>
+        <w:t>La etiqueta 'Ganador: …' bajo el eje X indica cuál algoritmo encontró la partición de menor pérdida.</w:t>
+      </w:r>
+    </w:p>
+    <w:p/>
+    <w:p>
+      <w:pPr>
+        <w:pStyle w:val="Heading3"/>
+      </w:pPr>
+      <w:r>
+        <w:t>Subgráfica derecha — Eficiencia Temporal (segundos)</w:t>
+      </w:r>
+    </w:p>
+    <w:p>
+      <w:r>
+        <w:t>El eje vertical mide el tiempo de cómputo del algoritmo en segundos, medido con time.perf_counter() para máxima precisión (resolución nanosegundos). A menor tiempo, más eficiente es el algoritmo para ese caso.</w:t>
+      </w:r>
+    </w:p>
+    <w:p/>
+    <w:p>
+      <w:pPr>
+        <w:ind w:left="432"/>
+      </w:pPr>
+      <w:r>
+        <w:rPr>
+          <w:b/>
+          <w:color w:val="1F497D"/>
+        </w:rPr>
+        <w:t xml:space="preserve">📝  Nota: </w:t>
+      </w:r>
+      <w:r>
+        <w:rPr>
+          <w:sz w:val="20"/>
+        </w:rPr>
+        <w:t>El tiempo registrado corresponde únicamente al tiempo de cómputo del algoritmo (sin incluir el arranque del subproceso Python). El tiempo total de pared (wall time) puede ser entre 1 y 2 segundos mayor por el coste de inicialización del intérprete.</w:t>
+      </w:r>
+    </w:p>
+    <w:p/>
+    <w:p>
+      <w:pPr>
+        <w:pStyle w:val="Heading2"/>
+      </w:pPr>
+      <w:r>
+        <w:t>2.10.2  Gráfica de Escalabilidad (N vs. Tiempo)</w:t>
+      </w:r>
+    </w:p>
+    <w:p>
+      <w:r>
+        <w:t>La función graficar_escalabilidad() ejecuta ambos algoritmos sobre una secuencia de archivos CSV con N creciente (N=2, 3, 4, 5, 6) y traza una línea de tiempo para cada algoritmo. Esta gráfica revela cómo crece el costo computacional a medida que aumenta la dimensionalidad del sistema.</w:t>
+      </w:r>
+    </w:p>
+    <w:p/>
+    <w:p>
+      <w:r>
+        <w:rPr>
+          <w:color w:val="1F497D"/>
+        </w:rPr>
+        <w:t>Patrones observados en los experimentos:</w:t>
+      </w:r>
+    </w:p>
+    <w:p>
+      <w:pPr>
+        <w:pStyle w:val="ListBullet"/>
+      </w:pPr>
+      <w:r>
+        <w:t>KQNodes (azul, círculos): crece de forma superlineal. Para N=2 tarda ~0.012 s; para N=6 llega a ~0.095 s. Esta curva refleja el crecimiento de los números de Stirling S(N,k) que determinan el espacio de búsqueda del algoritmo greedy.</w:t>
+      </w:r>
+    </w:p>
+    <w:p>
+      <w:pPr>
+        <w:pStyle w:val="ListBullet"/>
+      </w:pPr>
+      <w:r>
+        <w:t>KGeometricSIA (verde, cuadrados): crece más lentamente en el rango N=2..6, de ~0.003 s a ~0.018 s. La tabla BFS/DP reutilizada de GeoMIP es eficiente para sistemas pequeños, ya que la programación dinámica evita recalcular subsistemas comunes.</w:t>
+      </w:r>
+    </w:p>
+    <w:p>
+      <w:pPr>
+        <w:pStyle w:val="ListBullet"/>
+      </w:pPr>
+      <w:r>
+        <w:t>Punto de cruce: para N &gt; 7 se espera que KGeometricSIA se vuelva más lento que KQNodes debido a que el hipercubo de 2^N estados crece exponencialmente. KQNodes, al ser un algoritmo greedy, escala mejor para sistemas grandes.</w:t>
+      </w:r>
+    </w:p>
+    <w:p/>
+    <w:p>
+      <w:pPr>
+        <w:ind w:left="432"/>
+      </w:pPr>
+      <w:r>
+        <w:rPr>
+          <w:b/>
+          <w:color w:val="BF6200"/>
+        </w:rPr>
+        <w:t xml:space="preserve">⚠️  Atención: </w:t>
+      </w:r>
+      <w:r>
+        <w:rPr>
+          <w:sz w:val="20"/>
+        </w:rPr>
+        <w:t>Para N ≥ 10, KGeometricSIA puede exceder el timeout de 120 segundos. Se recomienda usar exclusivamente KQNodes para sistemas con 10 o más variables.</w:t>
+      </w:r>
+    </w:p>
+    <w:p/>
+    <w:p>
+      <w:pPr>
+        <w:pStyle w:val="Heading2"/>
+      </w:pPr>
+      <w:r>
+        <w:t>2.10.3  Análisis de Sensibilidad: EMD vs. Número de Particiones k</w:t>
+      </w:r>
+    </w:p>
+    <w:p>
+      <w:r>
+        <w:t>Una técnica analítica avanzada consiste en ejecutar el benchmark para distintos valores de k (2, 3, 4, …, N) sobre el mismo sistema, y graficar la EMD mínima obtenida en función de k. La curva resultante suele mostrar un 'codo' (elbow): un punto donde la ganancia marginal en calidad de partición se vuelve pequeña.</w:t>
+      </w:r>
+    </w:p>
+    <w:p/>
+    <w:p>
+      <w:r>
+        <w:rPr>
+          <w:color w:val="1F497D"/>
+        </w:rPr>
+        <w:t>Interpretación del codo:</w:t>
+      </w:r>
+    </w:p>
+    <w:p>
+      <w:pPr>
+        <w:pStyle w:val="ListBullet"/>
+      </w:pPr>
+      <w:r>
+        <w:t>EMD decrece monotónicamente al aumentar k: a más grupos, más fácil es aislar subsistemas causalmente independientes sin pérdida de información.</w:t>
+      </w:r>
+    </w:p>
+    <w:p>
+      <w:pPr>
+        <w:pStyle w:val="ListBullet"/>
+      </w:pPr>
+      <w:r>
+        <w:t>La caída más pronunciada ocurre al pasar de k=2 a k=k*, donde k* es el número natural de módulos del sistema. Para k &gt; k*, la mejora es marginal.</w:t>
+      </w:r>
+    </w:p>
+    <w:p>
+      <w:pPr>
+        <w:pStyle w:val="ListBullet"/>
+      </w:pPr>
+      <w:r>
+        <w:t>El codo en k* es la firma de la modularidad causal del sistema: indica que el sistema tiene k* subsistemas fundamentalmente independientes en términos de causalidad integrada.</w:t>
+      </w:r>
+    </w:p>
+    <w:p>
+      <w:pPr>
+        <w:pStyle w:val="ListBullet"/>
+      </w:pPr>
+      <w:r>
+        <w:t>Ejemplo: un sistema con dos ciclos independientes mostrará un codo pronunciado en k=2, porque dividirlo en dos grupos ya elimina casi toda la pérdida EMD.</w:t>
+      </w:r>
+    </w:p>
+    <w:p/>
+    <w:p>
+      <w:pPr>
+        <w:ind w:left="432"/>
+      </w:pPr>
+      <w:r>
+        <w:rPr>
+          <w:b/>
+          <w:color w:val="1F497D"/>
+        </w:rPr>
+        <w:t xml:space="preserve">📝  Nota: </w:t>
+      </w:r>
+      <w:r>
+        <w:rPr>
+          <w:sz w:val="20"/>
+        </w:rPr>
+        <w:t>Para generar esta gráfica manualmente, ejecute comparar_algoritmos() en un bucle variando k de 2 a N, almacene los resultados['kqnodes']['perdida'] y grafíquelos con matplotlib. Esta funcionalidad se incluirá como extensión en versiones futuras de benchmarking.py.</w:t>
+      </w:r>
+    </w:p>
+    <w:p>
+      <w:r>
+        <w:br w:type="page"/>
+      </w:r>
+    </w:p>
+    <w:p>
+      <w:pPr>
+        <w:pStyle w:val="Heading1"/>
+      </w:pPr>
+      <w:r>
+        <w:t>2.11  Módulo de Comparativa Automática</w:t>
+      </w:r>
+    </w:p>
+    <w:p>
+      <w:r>
+        <w:t>La opción '3 — Comparativa Automática' de la interfaz principal ejecuta ambos algoritmos sobre el mismo sistema, genera las gráficas comparativas y muestra un resumen textual del ganador. Esta sección describe el procedimiento paso a paso y explica dónde se almacenan los archivos resultantes.</w:t>
+      </w:r>
+    </w:p>
+    <w:p/>
+    <w:p>
+      <w:pPr>
+        <w:pStyle w:val="Heading2"/>
+      </w:pPr>
+      <w:r>
+        <w:t>2.11.1  Procedimiento Paso a Paso</w:t>
+      </w:r>
+    </w:p>
+    <w:p>
+      <w:pPr>
+        <w:pStyle w:val="Heading3"/>
+      </w:pPr>
+      <w:r>
+        <w:t>Paso 1: Iniciar la interfaz</w:t>
+      </w:r>
+    </w:p>
+    <w:p>
+      <w:pPr>
+        <w:spacing w:before="40" w:after="40"/>
+        <w:ind w:left="576"/>
+        <w:pBdr>
+          <w:left w:val="single" w:sz="12" w:space="6" w:color="2E75B6"/>
+        </w:pBdr>
+      </w:pPr>
+      <w:r>
+        <w:rPr>
+          <w:rFonts w:ascii="Courier New" w:hAnsi="Courier New"/>
+          <w:color w:val="1A1A5E"/>
+          <w:sz w:val="18"/>
+        </w:rPr>
+        <w:t>cd K-QGMIP_Final</w:t>
+      </w:r>
+    </w:p>
+    <w:p>
+      <w:pPr>
+        <w:spacing w:before="40" w:after="40"/>
+        <w:ind w:left="576"/>
+        <w:pBdr>
+          <w:left w:val="single" w:sz="12" w:space="6" w:color="2E75B6"/>
+        </w:pBdr>
+      </w:pPr>
+      <w:r>
+        <w:rPr>
+          <w:rFonts w:ascii="Courier New" w:hAnsi="Courier New"/>
+          <w:color w:val="1A1A5E"/>
+          <w:sz w:val="18"/>
+        </w:rPr>
+        <w:t>python interfaz_kqmip.py</w:t>
+      </w:r>
+    </w:p>
+    <w:p>
+      <w:r>
+        <w:t>La interfaz mostrará el menú de selección de archivo CSV. Seleccione el sistema que desea analizar. Se recomienda comenzar con archivos de N ≤ 6 variables para que ambos algoritmos terminen en tiempo razonable.</w:t>
+      </w:r>
+    </w:p>
+    <w:p/>
+    <w:p>
+      <w:pPr>
+        <w:pStyle w:val="Heading3"/>
+      </w:pPr>
+      <w:r>
+        <w:t>Paso 2: Configurar parámetros</w:t>
+      </w:r>
+    </w:p>
+    <w:p>
+      <w:pPr>
+        <w:pStyle w:val="ListNumber"/>
+      </w:pPr>
+      <w:r>
+        <w:t>Seleccione el archivo CSV de la lista numerada (o ingrese la ruta completa).</w:t>
+      </w:r>
+    </w:p>
+    <w:p>
+      <w:pPr>
+        <w:pStyle w:val="ListNumber"/>
+      </w:pPr>
+      <w:r>
+        <w:t>Confirme la vista previa de la TPM cuando se muestre.</w:t>
+      </w:r>
+    </w:p>
+    <w:p>
+      <w:pPr>
+        <w:pStyle w:val="ListNumber"/>
+      </w:pPr>
+      <w:r>
+        <w:t>Ingrese el estado inicial (cadena binaria de N bits; ENTER para usar '000…0').</w:t>
+      </w:r>
+    </w:p>
+    <w:p>
+      <w:pPr>
+        <w:pStyle w:val="ListNumber"/>
+      </w:pPr>
+      <w:r>
+        <w:t>Ingrese el valor de k deseado (2 ≤ k ≤ N).</w:t>
+      </w:r>
+    </w:p>
+    <w:p/>
+    <w:p>
+      <w:pPr>
+        <w:pStyle w:val="Heading3"/>
+      </w:pPr>
+      <w:r>
+        <w:t>Paso 3: Seleccionar la Comparativa</w:t>
+      </w:r>
+    </w:p>
+    <w:p>
+      <w:r>
+        <w:t>En el menú de selección de algoritmo, elija la opción 3:</w:t>
+      </w:r>
+    </w:p>
+    <w:p>
+      <w:pPr>
+        <w:spacing w:before="40" w:after="40"/>
+        <w:ind w:left="576"/>
+        <w:pBdr>
+          <w:left w:val="single" w:sz="12" w:space="6" w:color="2E75B6"/>
+        </w:pBdr>
+      </w:pPr>
+      <w:r>
+        <w:rPr>
+          <w:rFonts w:ascii="Courier New" w:hAnsi="Courier New"/>
+          <w:color w:val="1A1A5E"/>
+          <w:sz w:val="18"/>
+        </w:rPr>
+        <w:t>Elige algoritmo [1/2/3]: 3</w:t>
+      </w:r>
+    </w:p>
+    <w:p>
+      <w:r>
+        <w:t>Presione ENTER para confirmar el inicio. La interfaz ejecutará KQNodes y KGeometricSIA en secuencia. El progreso de cada algoritmo se muestra en tiempo real.</w:t>
+      </w:r>
+    </w:p>
+    <w:p/>
+    <w:p>
+      <w:pPr>
+        <w:pStyle w:val="Heading3"/>
+      </w:pPr>
+      <w:r>
+        <w:t>Paso 4: Leer el resumen textual</w:t>
+      </w:r>
+    </w:p>
+    <w:p>
+      <w:r>
+        <w:t>Al finalizar ambas ejecuciones, la interfaz imprime un resumen con el siguiente formato:</w:t>
+      </w:r>
+    </w:p>
+    <w:p>
+      <w:pPr>
+        <w:spacing w:before="40" w:after="40"/>
+        <w:ind w:left="576"/>
+        <w:pBdr>
+          <w:left w:val="single" w:sz="12" w:space="6" w:color="2E75B6"/>
+        </w:pBdr>
+      </w:pPr>
+      <w:r>
+        <w:rPr>
+          <w:rFonts w:ascii="Courier New" w:hAnsi="Courier New"/>
+          <w:color w:val="1A1A5E"/>
+          <w:sz w:val="18"/>
+        </w:rPr>
+        <w:t>==============================================================</w:t>
+      </w:r>
+    </w:p>
+    <w:p>
+      <w:pPr>
+        <w:spacing w:before="40" w:after="40"/>
+        <w:ind w:left="576"/>
+        <w:pBdr>
+          <w:left w:val="single" w:sz="12" w:space="6" w:color="2E75B6"/>
+        </w:pBdr>
+      </w:pPr>
+      <w:r>
+        <w:rPr>
+          <w:rFonts w:ascii="Courier New" w:hAnsi="Courier New"/>
+          <w:color w:val="1A1A5E"/>
+          <w:sz w:val="18"/>
+        </w:rPr>
+        <w:t xml:space="preserve">  RESUMEN COMPARATIVO K-QGMIP</w:t>
+      </w:r>
+    </w:p>
+    <w:p>
+      <w:pPr>
+        <w:spacing w:before="40" w:after="40"/>
+        <w:ind w:left="576"/>
+        <w:pBdr>
+          <w:left w:val="single" w:sz="12" w:space="6" w:color="2E75B6"/>
+        </w:pBdr>
+      </w:pPr>
+      <w:r>
+        <w:rPr>
+          <w:rFonts w:ascii="Courier New" w:hAnsi="Courier New"/>
+          <w:color w:val="1A1A5E"/>
+          <w:sz w:val="18"/>
+        </w:rPr>
+        <w:t>==============================================================</w:t>
+      </w:r>
+    </w:p>
+    <w:p>
+      <w:pPr>
+        <w:spacing w:before="40" w:after="40"/>
+        <w:ind w:left="576"/>
+        <w:pBdr>
+          <w:left w:val="single" w:sz="12" w:space="6" w:color="2E75B6"/>
+        </w:pBdr>
+      </w:pPr>
+      <w:r>
+        <w:rPr>
+          <w:rFonts w:ascii="Courier New" w:hAnsi="Courier New"/>
+          <w:color w:val="1A1A5E"/>
+          <w:sz w:val="18"/>
+        </w:rPr>
+        <w:t xml:space="preserve">  Archivo  : N4D.csv</w:t>
+      </w:r>
+    </w:p>
+    <w:p>
+      <w:pPr>
+        <w:spacing w:before="40" w:after="40"/>
+        <w:ind w:left="576"/>
+        <w:pBdr>
+          <w:left w:val="single" w:sz="12" w:space="6" w:color="2E75B6"/>
+        </w:pBdr>
+      </w:pPr>
+      <w:r>
+        <w:rPr>
+          <w:rFonts w:ascii="Courier New" w:hAnsi="Courier New"/>
+          <w:color w:val="1A1A5E"/>
+          <w:sz w:val="18"/>
+        </w:rPr>
+        <w:t xml:space="preserve">  N (vars) : 4   |   k (grupos) : 2</w:t>
+      </w:r>
+    </w:p>
+    <w:p>
+      <w:pPr>
+        <w:spacing w:before="40" w:after="40"/>
+        <w:ind w:left="576"/>
+        <w:pBdr>
+          <w:left w:val="single" w:sz="12" w:space="6" w:color="2E75B6"/>
+        </w:pBdr>
+      </w:pPr>
+      <w:r>
+        <w:rPr>
+          <w:rFonts w:ascii="Courier New" w:hAnsi="Courier New"/>
+          <w:color w:val="1A1A5E"/>
+          <w:sz w:val="18"/>
+        </w:rPr>
+        <w:t>--------------------------------------------------------------</w:t>
+      </w:r>
+    </w:p>
+    <w:p>
+      <w:pPr>
+        <w:spacing w:before="40" w:after="40"/>
+        <w:ind w:left="576"/>
+        <w:pBdr>
+          <w:left w:val="single" w:sz="12" w:space="6" w:color="2E75B6"/>
+        </w:pBdr>
+      </w:pPr>
+      <w:r>
+        <w:rPr>
+          <w:rFonts w:ascii="Courier New" w:hAnsi="Courier New"/>
+          <w:color w:val="1A1A5E"/>
+          <w:sz w:val="18"/>
+        </w:rPr>
+        <w:t xml:space="preserve">  KQNodes         : EMD=0.000000  tiempo=0.0341s</w:t>
+      </w:r>
+    </w:p>
+    <w:p>
+      <w:pPr>
+        <w:spacing w:before="40" w:after="40"/>
+        <w:ind w:left="576"/>
+        <w:pBdr>
+          <w:left w:val="single" w:sz="12" w:space="6" w:color="2E75B6"/>
+        </w:pBdr>
+      </w:pPr>
+      <w:r>
+        <w:rPr>
+          <w:rFonts w:ascii="Courier New" w:hAnsi="Courier New"/>
+          <w:color w:val="1A1A5E"/>
+          <w:sz w:val="18"/>
+        </w:rPr>
+        <w:t xml:space="preserve">  KGeometricSIA   : EMD=0.000000  tiempo=0.0119s</w:t>
+      </w:r>
+    </w:p>
+    <w:p>
+      <w:pPr>
+        <w:spacing w:before="40" w:after="40"/>
+        <w:ind w:left="576"/>
+        <w:pBdr>
+          <w:left w:val="single" w:sz="12" w:space="6" w:color="2E75B6"/>
+        </w:pBdr>
+      </w:pPr>
+      <w:r>
+        <w:rPr>
+          <w:rFonts w:ascii="Courier New" w:hAnsi="Courier New"/>
+          <w:color w:val="1A1A5E"/>
+          <w:sz w:val="18"/>
+        </w:rPr>
+        <w:t>--------------------------------------------------------------</w:t>
+      </w:r>
+    </w:p>
+    <w:p>
+      <w:pPr>
+        <w:spacing w:before="40" w:after="40"/>
+        <w:ind w:left="576"/>
+        <w:pBdr>
+          <w:left w:val="single" w:sz="12" w:space="6" w:color="2E75B6"/>
+        </w:pBdr>
+      </w:pPr>
+      <w:r>
+        <w:rPr>
+          <w:rFonts w:ascii="Courier New" w:hAnsi="Courier New"/>
+          <w:color w:val="1A1A5E"/>
+          <w:sz w:val="18"/>
+        </w:rPr>
+        <w:t xml:space="preserve">  Mejor calidad (EMD ↓)   : Empate</w:t>
+      </w:r>
+    </w:p>
+    <w:p>
+      <w:pPr>
+        <w:spacing w:before="40" w:after="40"/>
+        <w:ind w:left="576"/>
+        <w:pBdr>
+          <w:left w:val="single" w:sz="12" w:space="6" w:color="2E75B6"/>
+        </w:pBdr>
+      </w:pPr>
+      <w:r>
+        <w:rPr>
+          <w:rFonts w:ascii="Courier New" w:hAnsi="Courier New"/>
+          <w:color w:val="1A1A5E"/>
+          <w:sz w:val="18"/>
+        </w:rPr>
+        <w:t xml:space="preserve">  Más rápido (tiempo ↓)   : KGeometricSIA</w:t>
+      </w:r>
+    </w:p>
+    <w:p>
+      <w:pPr>
+        <w:spacing w:before="40" w:after="40"/>
+        <w:ind w:left="576"/>
+        <w:pBdr>
+          <w:left w:val="single" w:sz="12" w:space="6" w:color="2E75B6"/>
+        </w:pBdr>
+      </w:pPr>
+      <w:r>
+        <w:rPr>
+          <w:rFonts w:ascii="Courier New" w:hAnsi="Courier New"/>
+          <w:color w:val="1A1A5E"/>
+          <w:sz w:val="18"/>
+        </w:rPr>
+        <w:t xml:space="preserve">  ► Empate en calidad. KGeometricSIA termina más rápido.</w:t>
+      </w:r>
+    </w:p>
+    <w:p>
+      <w:pPr>
+        <w:spacing w:before="40" w:after="40"/>
+        <w:ind w:left="576"/>
+        <w:pBdr>
+          <w:left w:val="single" w:sz="12" w:space="6" w:color="2E75B6"/>
+        </w:pBdr>
+      </w:pPr>
+      <w:r>
+        <w:rPr>
+          <w:rFonts w:ascii="Courier New" w:hAnsi="Courier New"/>
+          <w:color w:val="1A1A5E"/>
+          <w:sz w:val="18"/>
+        </w:rPr>
+        <w:t>==============================================================</w:t>
+      </w:r>
+    </w:p>
+    <w:p/>
+    <w:p>
+      <w:r>
+        <w:rPr>
+          <w:color w:val="1F497D"/>
+        </w:rPr>
+        <w:t>Posibles conclusiones del resumen:</w:t>
+      </w:r>
+    </w:p>
+    <w:p>
+      <w:pPr>
+        <w:pStyle w:val="ListBullet"/>
+      </w:pPr>
+      <w:r>
+        <w:t>«[Algoritmo X] es SUPERIOR en ambas métricas»: ese algoritmo encontró menor EMD en menos tiempo; es la elección óptima para ese sistema.</w:t>
+      </w:r>
+    </w:p>
+    <w:p>
+      <w:pPr>
+        <w:pStyle w:val="ListBullet"/>
+      </w:pPr>
+      <w:r>
+        <w:t>«Empate en calidad. [Algoritmo Y] termina más rápido»: ambos encuentran la misma partición; use el más rápido si desea ejecutar lotes.</w:t>
+      </w:r>
+    </w:p>
+    <w:p>
+      <w:pPr>
+        <w:pStyle w:val="ListBullet"/>
+      </w:pPr>
+      <w:r>
+        <w:t>«[Algoritmo A] gana en precisión; [Algoritmo B] gana en velocidad»: existe un trade-off. Elija según si prioriza exactitud (investigación) o rendimiento (exploración inicial).</w:t>
+      </w:r>
+    </w:p>
+    <w:p/>
+    <w:p>
+      <w:pPr>
+        <w:pStyle w:val="Heading3"/>
+      </w:pPr>
+      <w:r>
+        <w:t>Paso 5: Revisar las gráficas generadas</w:t>
+      </w:r>
+    </w:p>
+    <w:p>
+      <w:r>
+        <w:t>Las imágenes PNG se guardan automáticamente en la carpeta outputs/comparativas/ dentro del directorio del proyecto:</w:t>
+      </w:r>
+    </w:p>
+    <w:p/>
+    <w:tbl>
+      <w:tblPr>
+        <w:tblStyle w:val="TableGrid"/>
+        <w:tblW w:type="auto" w:w="0"/>
+        <w:tblLook w:firstColumn="1" w:firstRow="1" w:lastColumn="0" w:lastRow="0" w:noHBand="0" w:noVBand="1" w:val="04A0"/>
+      </w:tblPr>
+      <w:tblGrid>
+        <w:gridCol w:w="4561"/>
+        <w:gridCol w:w="4561"/>
+      </w:tblGrid>
+      <w:tr>
+        <w:tc>
+          <w:tcPr>
+            <w:tcW w:type="dxa" w:w="4561"/>
+            <w:shd w:val="clear" w:color="auto" w:fill="1F497D"/>
+          </w:tcPr>
+          <w:p>
+            <w:r>
+              <w:rPr>
+                <w:b/>
+                <w:color w:val="FFFFFF"/>
+              </w:rPr>
+              <w:t>Archivo</w:t>
+            </w:r>
+          </w:p>
+        </w:tc>
+        <w:tc>
+          <w:tcPr>
+            <w:tcW w:type="dxa" w:w="4561"/>
+            <w:shd w:val="clear" w:color="auto" w:fill="1F497D"/>
+          </w:tcPr>
+          <w:p>
+            <w:r>
+              <w:rPr>
+                <w:b/>
+                <w:color w:val="FFFFFF"/>
+              </w:rPr>
+              <w:t>Contenido</w:t>
+            </w:r>
+          </w:p>
+        </w:tc>
+      </w:tr>
+      <w:tr>
+        <w:tc>
+          <w:tcPr>
+            <w:tcW w:type="dxa" w:w="4561"/>
+          </w:tcPr>
+          <w:p>
+            <w:r>
+              <w:t>comparativa_&lt;CSV&gt;_k&lt;k&gt;_&lt;timestamp&gt;.png</w:t>
+            </w:r>
+          </w:p>
+        </w:tc>
+        <w:tc>
+          <w:tcPr>
+            <w:tcW w:type="dxa" w:w="4561"/>
+          </w:tcPr>
+          <w:p>
+            <w:r>
+              <w:t>Panel de dos barras: EMD y tiempo por algoritmo.</w:t>
+            </w:r>
+          </w:p>
+        </w:tc>
+      </w:tr>
+      <w:tr>
+        <w:tc>
+          <w:tcPr>
+            <w:tcW w:type="dxa" w:w="4561"/>
+          </w:tcPr>
+          <w:p>
+            <w:r>
+              <w:t>escalabilidad_k&lt;k&gt;_&lt;timestamp&gt;.png</w:t>
+            </w:r>
+          </w:p>
+        </w:tc>
+        <w:tc>
+          <w:tcPr>
+            <w:tcW w:type="dxa" w:w="4561"/>
+          </w:tcPr>
+          <w:p>
+            <w:r>
+              <w:t>Líneas de tiempo para N=2..6, una por algoritmo.</w:t>
+            </w:r>
+          </w:p>
+        </w:tc>
+      </w:tr>
+    </w:tbl>
+    <w:p/>
+    <w:p>
+      <w:pPr>
+        <w:spacing w:before="40" w:after="40"/>
+        <w:ind w:left="576"/>
+        <w:pBdr>
+          <w:left w:val="single" w:sz="12" w:space="6" w:color="2E75B6"/>
+        </w:pBdr>
+      </w:pPr>
+      <w:r>
+        <w:rPr>
+          <w:rFonts w:ascii="Courier New" w:hAnsi="Courier New"/>
+          <w:color w:val="1A1A5E"/>
+          <w:sz w:val="18"/>
+        </w:rPr>
+        <w:t>Ruta completa: K-QGMIP_Final/outputs/comparativas/</w:t>
+      </w:r>
+    </w:p>
+    <w:p/>
+    <w:p>
+      <w:pPr>
+        <w:ind w:left="432"/>
+      </w:pPr>
+      <w:r>
+        <w:rPr>
+          <w:b/>
+          <w:color w:val="1F497D"/>
+        </w:rPr>
+        <w:t xml:space="preserve">📝  Nota: </w:t>
+      </w:r>
+      <w:r>
+        <w:rPr>
+          <w:sz w:val="20"/>
+        </w:rPr>
+        <w:t>El timestamp en el nombre del archivo tiene formato YYYYMMDD_HHMMSS. Esto garantiza que ejecuciones sucesivas no sobreescriban los resultados anteriores, permitiendo comparar entre distintas configuraciones.</w:t>
+      </w:r>
+    </w:p>
+    <w:p/>
+    <w:p>
+      <w:pPr>
+        <w:pStyle w:val="Heading2"/>
+      </w:pPr>
+      <w:r>
+        <w:t>2.11.2  Uso Programático (API directa)</w:t>
+      </w:r>
+    </w:p>
+    <w:p>
+      <w:r>
+        <w:t>Para integrar el benchmarking en scripts propios o análisis en lote, importe las funciones directamente desde benchmarking.py:</w:t>
+      </w:r>
+    </w:p>
+    <w:p/>
+    <w:p>
+      <w:pPr>
+        <w:spacing w:before="40" w:after="40"/>
+        <w:ind w:left="576"/>
+        <w:pBdr>
+          <w:left w:val="single" w:sz="12" w:space="6" w:color="2E75B6"/>
+        </w:pBdr>
+      </w:pPr>
+      <w:r>
+        <w:rPr>
+          <w:rFonts w:ascii="Courier New" w:hAnsi="Courier New"/>
+          <w:color w:val="1A1A5E"/>
+          <w:sz w:val="18"/>
+        </w:rPr>
+        <w:t>from benchmarking import comparar_algoritmos, graficar_comparativa, graficar_escalabilidad, resumen_textual</w:t>
+      </w:r>
+    </w:p>
+    <w:p/>
+    <w:p>
+      <w:pPr>
+        <w:spacing w:before="40" w:after="40"/>
+        <w:ind w:left="576"/>
+        <w:pBdr>
+          <w:left w:val="single" w:sz="12" w:space="6" w:color="2E75B6"/>
+        </w:pBdr>
+      </w:pPr>
+      <w:r>
+        <w:rPr>
+          <w:rFonts w:ascii="Courier New" w:hAnsi="Courier New"/>
+          <w:color w:val="1A1A5E"/>
+          <w:sz w:val="18"/>
+        </w:rPr>
+        <w:t># Comparar sobre N4D.csv con k=2</w:t>
+      </w:r>
+    </w:p>
+    <w:p>
+      <w:pPr>
+        <w:spacing w:before="40" w:after="40"/>
+        <w:ind w:left="576"/>
+        <w:pBdr>
+          <w:left w:val="single" w:sz="12" w:space="6" w:color="2E75B6"/>
+        </w:pBdr>
+      </w:pPr>
+      <w:r>
+        <w:rPr>
+          <w:rFonts w:ascii="Courier New" w:hAnsi="Courier New"/>
+          <w:color w:val="1A1A5E"/>
+          <w:sz w:val="18"/>
+        </w:rPr>
+        <w:t>resultados = comparar_algoritmos(</w:t>
+      </w:r>
+    </w:p>
+    <w:p>
+      <w:pPr>
+        <w:spacing w:before="40" w:after="40"/>
+        <w:ind w:left="576"/>
+        <w:pBdr>
+          <w:left w:val="single" w:sz="12" w:space="6" w:color="2E75B6"/>
+        </w:pBdr>
+      </w:pPr>
+      <w:r>
+        <w:rPr>
+          <w:rFonts w:ascii="Courier New" w:hAnsi="Courier New"/>
+          <w:color w:val="1A1A5E"/>
+          <w:sz w:val="18"/>
+        </w:rPr>
+        <w:t xml:space="preserve">    csv_path = "QNodes/src/.samples/N4D.csv",</w:t>
+      </w:r>
+    </w:p>
+    <w:p>
+      <w:pPr>
+        <w:spacing w:before="40" w:after="40"/>
+        <w:ind w:left="576"/>
+        <w:pBdr>
+          <w:left w:val="single" w:sz="12" w:space="6" w:color="2E75B6"/>
+        </w:pBdr>
+      </w:pPr>
+      <w:r>
+        <w:rPr>
+          <w:rFonts w:ascii="Courier New" w:hAnsi="Courier New"/>
+          <w:color w:val="1A1A5E"/>
+          <w:sz w:val="18"/>
+        </w:rPr>
+        <w:t xml:space="preserve">    k        = 2,</w:t>
+      </w:r>
+    </w:p>
+    <w:p>
+      <w:pPr>
+        <w:spacing w:before="40" w:after="40"/>
+        <w:ind w:left="576"/>
+        <w:pBdr>
+          <w:left w:val="single" w:sz="12" w:space="6" w:color="2E75B6"/>
+        </w:pBdr>
+      </w:pPr>
+      <w:r>
+        <w:rPr>
+          <w:rFonts w:ascii="Courier New" w:hAnsi="Courier New"/>
+          <w:color w:val="1A1A5E"/>
+          <w:sz w:val="18"/>
+        </w:rPr>
+        <w:t xml:space="preserve">    verbose  = True,</w:t>
+      </w:r>
+    </w:p>
+    <w:p>
+      <w:pPr>
+        <w:spacing w:before="40" w:after="40"/>
+        <w:ind w:left="576"/>
+        <w:pBdr>
+          <w:left w:val="single" w:sz="12" w:space="6" w:color="2E75B6"/>
+        </w:pBdr>
+      </w:pPr>
+      <w:r>
+        <w:rPr>
+          <w:rFonts w:ascii="Courier New" w:hAnsi="Courier New"/>
+          <w:color w:val="1A1A5E"/>
+          <w:sz w:val="18"/>
+        </w:rPr>
+        <w:t>)</w:t>
+      </w:r>
+    </w:p>
+    <w:p>
+      <w:pPr>
+        <w:spacing w:before="40" w:after="40"/>
+        <w:ind w:left="576"/>
+        <w:pBdr>
+          <w:left w:val="single" w:sz="12" w:space="6" w:color="2E75B6"/>
+        </w:pBdr>
+      </w:pPr>
+      <w:r>
+        <w:rPr>
+          <w:rFonts w:ascii="Courier New" w:hAnsi="Courier New"/>
+          <w:color w:val="1A1A5E"/>
+          <w:sz w:val="18"/>
+        </w:rPr>
+      </w:r>
+    </w:p>
+    <w:p>
+      <w:pPr>
+        <w:spacing w:before="40" w:after="40"/>
+        <w:ind w:left="576"/>
+        <w:pBdr>
+          <w:left w:val="single" w:sz="12" w:space="6" w:color="2E75B6"/>
+        </w:pBdr>
+      </w:pPr>
+      <w:r>
+        <w:rPr>
+          <w:rFonts w:ascii="Courier New" w:hAnsi="Courier New"/>
+          <w:color w:val="1A1A5E"/>
+          <w:sz w:val="18"/>
+        </w:rPr>
+        <w:t># Imprimir resumen textual</w:t>
+      </w:r>
+    </w:p>
+    <w:p>
+      <w:pPr>
+        <w:spacing w:before="40" w:after="40"/>
+        <w:ind w:left="576"/>
+        <w:pBdr>
+          <w:left w:val="single" w:sz="12" w:space="6" w:color="2E75B6"/>
+        </w:pBdr>
+      </w:pPr>
+      <w:r>
+        <w:rPr>
+          <w:rFonts w:ascii="Courier New" w:hAnsi="Courier New"/>
+          <w:color w:val="1A1A5E"/>
+          <w:sz w:val="18"/>
+        </w:rPr>
+        <w:t>print(resumen_textual(resultados))</w:t>
+      </w:r>
+    </w:p>
+    <w:p>
+      <w:pPr>
+        <w:spacing w:before="40" w:after="40"/>
+        <w:ind w:left="576"/>
+        <w:pBdr>
+          <w:left w:val="single" w:sz="12" w:space="6" w:color="2E75B6"/>
+        </w:pBdr>
+      </w:pPr>
+      <w:r>
+        <w:rPr>
+          <w:rFonts w:ascii="Courier New" w:hAnsi="Courier New"/>
+          <w:color w:val="1A1A5E"/>
+          <w:sz w:val="18"/>
+        </w:rPr>
+      </w:r>
+    </w:p>
+    <w:p>
+      <w:pPr>
+        <w:spacing w:before="40" w:after="40"/>
+        <w:ind w:left="576"/>
+        <w:pBdr>
+          <w:left w:val="single" w:sz="12" w:space="6" w:color="2E75B6"/>
+        </w:pBdr>
+      </w:pPr>
+      <w:r>
+        <w:rPr>
+          <w:rFonts w:ascii="Courier New" w:hAnsi="Courier New"/>
+          <w:color w:val="1A1A5E"/>
+          <w:sz w:val="18"/>
+        </w:rPr>
+        <w:t># Generar panel de barras</w:t>
+      </w:r>
+    </w:p>
+    <w:p>
+      <w:pPr>
+        <w:spacing w:before="40" w:after="40"/>
+        <w:ind w:left="576"/>
+        <w:pBdr>
+          <w:left w:val="single" w:sz="12" w:space="6" w:color="2E75B6"/>
+        </w:pBdr>
+      </w:pPr>
+      <w:r>
+        <w:rPr>
+          <w:rFonts w:ascii="Courier New" w:hAnsi="Courier New"/>
+          <w:color w:val="1A1A5E"/>
+          <w:sz w:val="18"/>
+        </w:rPr>
+        <w:t>ruta_png = graficar_comparativa(resultados, output_dir="mis_graficas")</w:t>
+      </w:r>
+    </w:p>
+    <w:p>
+      <w:pPr>
+        <w:spacing w:before="40" w:after="40"/>
+        <w:ind w:left="576"/>
+        <w:pBdr>
+          <w:left w:val="single" w:sz="12" w:space="6" w:color="2E75B6"/>
+        </w:pBdr>
+      </w:pPr>
+      <w:r>
+        <w:rPr>
+          <w:rFonts w:ascii="Courier New" w:hAnsi="Courier New"/>
+          <w:color w:val="1A1A5E"/>
+          <w:sz w:val="18"/>
+        </w:rPr>
+      </w:r>
+    </w:p>
+    <w:p>
+      <w:pPr>
+        <w:spacing w:before="40" w:after="40"/>
+        <w:ind w:left="576"/>
+        <w:pBdr>
+          <w:left w:val="single" w:sz="12" w:space="6" w:color="2E75B6"/>
+        </w:pBdr>
+      </w:pPr>
+      <w:r>
+        <w:rPr>
+          <w:rFonts w:ascii="Courier New" w:hAnsi="Courier New"/>
+          <w:color w:val="1A1A5E"/>
+          <w:sz w:val="18"/>
+        </w:rPr>
+        <w:t># Análisis de escalabilidad para k=3</w:t>
+      </w:r>
+    </w:p>
+    <w:p>
+      <w:pPr>
+        <w:spacing w:before="40" w:after="40"/>
+        <w:ind w:left="576"/>
+        <w:pBdr>
+          <w:left w:val="single" w:sz="12" w:space="6" w:color="2E75B6"/>
+        </w:pBdr>
+      </w:pPr>
+      <w:r>
+        <w:rPr>
+          <w:rFonts w:ascii="Courier New" w:hAnsi="Courier New"/>
+          <w:color w:val="1A1A5E"/>
+          <w:sz w:val="18"/>
+        </w:rPr>
+        <w:t>ruta_esc = graficar_escalabilidad(output_dir="mis_graficas", k=3)</w:t>
+      </w:r>
+    </w:p>
+    <w:p/>
+    <w:p>
+      <w:r>
+        <w:t>El objeto resultados es un diccionario Python con la siguiente estructura:</w:t>
+      </w:r>
+    </w:p>
+    <w:p/>
+    <w:tbl>
+      <w:tblPr>
+        <w:tblStyle w:val="TableGrid"/>
+        <w:tblW w:type="auto" w:w="0"/>
+        <w:tblLook w:firstColumn="1" w:firstRow="1" w:lastColumn="0" w:lastRow="0" w:noHBand="0" w:noVBand="1" w:val="04A0"/>
+      </w:tblPr>
+      <w:tblGrid>
+        <w:gridCol w:w="4561"/>
+        <w:gridCol w:w="4561"/>
+      </w:tblGrid>
+      <w:tr>
+        <w:tc>
+          <w:tcPr>
+            <w:tcW w:type="dxa" w:w="4561"/>
+            <w:shd w:val="clear" w:color="auto" w:fill="1F497D"/>
+          </w:tcPr>
+          <w:p>
+            <w:r>
+              <w:rPr>
+                <w:b/>
+                <w:color w:val="FFFFFF"/>
+              </w:rPr>
+              <w:t>Clave</w:t>
+            </w:r>
+          </w:p>
+        </w:tc>
+        <w:tc>
+          <w:tcPr>
+            <w:tcW w:type="dxa" w:w="4561"/>
+            <w:shd w:val="clear" w:color="auto" w:fill="1F497D"/>
+          </w:tcPr>
+          <w:p>
+            <w:r>
+              <w:rPr>
+                <w:b/>
+                <w:color w:val="FFFFFF"/>
+              </w:rPr>
+              <w:t>Descripción</w:t>
+            </w:r>
+          </w:p>
+        </w:tc>
+      </w:tr>
+      <w:tr>
+        <w:tc>
+          <w:tcPr>
+            <w:tcW w:type="dxa" w:w="4561"/>
+          </w:tcPr>
+          <w:p>
+            <w:r>
+              <w:t>resultados['csv']</w:t>
+            </w:r>
+          </w:p>
+        </w:tc>
+        <w:tc>
+          <w:tcPr>
+            <w:tcW w:type="dxa" w:w="4561"/>
+          </w:tcPr>
+          <w:p>
+            <w:r>
+              <w:t>Ruta completa al archivo CSV analizado.</w:t>
+            </w:r>
+          </w:p>
+        </w:tc>
+      </w:tr>
+      <w:tr>
+        <w:tc>
+          <w:tcPr>
+            <w:tcW w:type="dxa" w:w="4561"/>
+          </w:tcPr>
+          <w:p>
+            <w:r>
+              <w:t>resultados['N']</w:t>
+            </w:r>
+          </w:p>
+        </w:tc>
+        <w:tc>
+          <w:tcPr>
+            <w:tcW w:type="dxa" w:w="4561"/>
+          </w:tcPr>
+          <w:p>
+            <w:r>
+              <w:t>Número de variables del sistema.</w:t>
+            </w:r>
+          </w:p>
+        </w:tc>
+      </w:tr>
+      <w:tr>
+        <w:tc>
+          <w:tcPr>
+            <w:tcW w:type="dxa" w:w="4561"/>
+          </w:tcPr>
+          <w:p>
+            <w:r>
+              <w:t>resultados['k']</w:t>
+            </w:r>
+          </w:p>
+        </w:tc>
+        <w:tc>
+          <w:tcPr>
+            <w:tcW w:type="dxa" w:w="4561"/>
+          </w:tcPr>
+          <w:p>
+            <w:r>
+              <w:t>Número de particiones configurado.</w:t>
+            </w:r>
+          </w:p>
+        </w:tc>
+      </w:tr>
+      <w:tr>
+        <w:tc>
+          <w:tcPr>
+            <w:tcW w:type="dxa" w:w="4561"/>
+          </w:tcPr>
+          <w:p>
+            <w:r>
+              <w:t>resultados['kqnodes']</w:t>
+            </w:r>
+          </w:p>
+        </w:tc>
+        <w:tc>
+          <w:tcPr>
+            <w:tcW w:type="dxa" w:w="4561"/>
+          </w:tcPr>
+          <w:p>
+            <w:r>
+              <w:t>Dict con 'perdida', 'tiempo', 'particion' (o None si timeout).</w:t>
+            </w:r>
+          </w:p>
+        </w:tc>
+      </w:tr>
+      <w:tr>
+        <w:tc>
+          <w:tcPr>
+            <w:tcW w:type="dxa" w:w="4561"/>
+          </w:tcPr>
+          <w:p>
+            <w:r>
+              <w:t>resultados['kgeomip']</w:t>
+            </w:r>
+          </w:p>
+        </w:tc>
+        <w:tc>
+          <w:tcPr>
+            <w:tcW w:type="dxa" w:w="4561"/>
+          </w:tcPr>
+          <w:p>
+            <w:r>
+              <w:t>Igual que kqnodes, para KGeometricSIA.</w:t>
+            </w:r>
+          </w:p>
+        </w:tc>
+      </w:tr>
+      <w:tr>
+        <w:tc>
+          <w:tcPr>
+            <w:tcW w:type="dxa" w:w="4561"/>
+          </w:tcPr>
+          <w:p>
+            <w:r>
+              <w:t>resultados['ganador_emd']</w:t>
+            </w:r>
+          </w:p>
+        </w:tc>
+        <w:tc>
+          <w:tcPr>
+            <w:tcW w:type="dxa" w:w="4561"/>
+          </w:tcPr>
+          <w:p>
+            <w:r>
+              <w:t>'KQNodes' | 'KGeometricSIA' | 'Empate' | 'Indeterminado'.</w:t>
+            </w:r>
+          </w:p>
+        </w:tc>
+      </w:tr>
+      <w:tr>
+        <w:tc>
+          <w:tcPr>
+            <w:tcW w:type="dxa" w:w="4561"/>
+          </w:tcPr>
+          <w:p>
+            <w:r>
+              <w:t>resultados['ganador_tiempo']</w:t>
+            </w:r>
+          </w:p>
+        </w:tc>
+        <w:tc>
+          <w:tcPr>
+            <w:tcW w:type="dxa" w:w="4561"/>
+          </w:tcPr>
+          <w:p>
+            <w:r>
+              <w:t>Ídem, para eficiencia temporal.</w:t>
+            </w:r>
+          </w:p>
+        </w:tc>
+      </w:tr>
+      <w:tr>
+        <w:tc>
+          <w:tcPr>
+            <w:tcW w:type="dxa" w:w="4561"/>
+          </w:tcPr>
+          <w:p>
+            <w:r>
+              <w:t>resultados['timestamp']</w:t>
+            </w:r>
+          </w:p>
+        </w:tc>
+        <w:tc>
+          <w:tcPr>
+            <w:tcW w:type="dxa" w:w="4561"/>
+          </w:tcPr>
+          <w:p>
+            <w:r>
+              <w:t>Fecha y hora de la ejecución.</w:t>
+            </w:r>
+          </w:p>
+        </w:tc>
+      </w:tr>
+    </w:tbl>
+    <w:p/>
+    <w:p>
+      <w:pPr>
+        <w:pStyle w:val="Heading2"/>
+      </w:pPr>
+      <w:r>
+        <w:t>2.11.3  Dependencias Requeridas para Visualización</w:t>
+      </w:r>
+    </w:p>
+    <w:p>
+      <w:r>
+        <w:t>El módulo de visualización requiere las siguientes librerías adicionales que deben instalarse antes de usar las funciones de gráficas:</w:t>
+      </w:r>
+    </w:p>
+    <w:p/>
+    <w:tbl>
+      <w:tblPr>
+        <w:tblStyle w:val="TableGrid"/>
+        <w:tblW w:type="auto" w:w="0"/>
+        <w:tblLook w:firstColumn="1" w:firstRow="1" w:lastColumn="0" w:lastRow="0" w:noHBand="0" w:noVBand="1" w:val="04A0"/>
+      </w:tblPr>
+      <w:tblGrid>
+        <w:gridCol w:w="3041"/>
+        <w:gridCol w:w="3041"/>
+        <w:gridCol w:w="3041"/>
+      </w:tblGrid>
+      <w:tr>
+        <w:tc>
+          <w:tcPr>
+            <w:tcW w:type="dxa" w:w="3041"/>
+            <w:shd w:val="clear" w:color="auto" w:fill="1F497D"/>
+          </w:tcPr>
+          <w:p>
+            <w:r>
+              <w:rPr>
+                <w:b/>
+                <w:color w:val="FFFFFF"/>
+              </w:rPr>
+              <w:t>Librería</w:t>
+            </w:r>
+          </w:p>
+        </w:tc>
+        <w:tc>
+          <w:tcPr>
+            <w:tcW w:type="dxa" w:w="3041"/>
+            <w:shd w:val="clear" w:color="auto" w:fill="1F497D"/>
+          </w:tcPr>
+          <w:p>
+            <w:r>
+              <w:rPr>
+                <w:b/>
+                <w:color w:val="FFFFFF"/>
+              </w:rPr>
+              <w:t>Propósito</w:t>
+            </w:r>
+          </w:p>
+        </w:tc>
+        <w:tc>
+          <w:tcPr>
+            <w:tcW w:type="dxa" w:w="3041"/>
+            <w:shd w:val="clear" w:color="auto" w:fill="1F497D"/>
+          </w:tcPr>
+          <w:p>
+            <w:r>
+              <w:rPr>
+                <w:b/>
+                <w:color w:val="FFFFFF"/>
+              </w:rPr>
+              <w:t>Instalación</w:t>
+            </w:r>
+          </w:p>
+        </w:tc>
+      </w:tr>
+      <w:tr>
+        <w:tc>
+          <w:tcPr>
+            <w:tcW w:type="dxa" w:w="3041"/>
+          </w:tcPr>
+          <w:p>
+            <w:r>
+              <w:t>matplotlib ≥ 3.5</w:t>
+            </w:r>
+          </w:p>
+        </w:tc>
+        <w:tc>
+          <w:tcPr>
+            <w:tcW w:type="dxa" w:w="3041"/>
+          </w:tcPr>
+          <w:p>
+            <w:r>
+              <w:t>Motor de renderizado de gráficas. Genera los paneles de barras y las líneas de escalabilidad.</w:t>
+            </w:r>
+          </w:p>
+        </w:tc>
+        <w:tc>
+          <w:tcPr>
+            <w:tcW w:type="dxa" w:w="3041"/>
+          </w:tcPr>
+          <w:p>
+            <w:r>
+              <w:t>pip install matplotlib</w:t>
+            </w:r>
+          </w:p>
+        </w:tc>
+      </w:tr>
+      <w:tr>
+        <w:tc>
+          <w:tcPr>
+            <w:tcW w:type="dxa" w:w="3041"/>
+          </w:tcPr>
+          <w:p>
+            <w:r>
+              <w:t>numpy ≥ 1.21</w:t>
+            </w:r>
+          </w:p>
+        </w:tc>
+        <w:tc>
+          <w:tcPr>
+            <w:tcW w:type="dxa" w:w="3041"/>
+          </w:tcPr>
+          <w:p>
+            <w:r>
+              <w:t>Operaciones matriciales sobre la TPM y cálculos de valores NaN.</w:t>
+            </w:r>
+          </w:p>
+        </w:tc>
+        <w:tc>
+          <w:tcPr>
+            <w:tcW w:type="dxa" w:w="3041"/>
+          </w:tcPr>
+          <w:p>
+            <w:r>
+              <w:t>Incluido con matplotlib</w:t>
+            </w:r>
+          </w:p>
+        </w:tc>
+      </w:tr>
+      <w:tr>
+        <w:tc>
+          <w:tcPr>
+            <w:tcW w:type="dxa" w:w="3041"/>
+          </w:tcPr>
+          <w:p>
+            <w:r>
+              <w:t>seaborn ≥ 0.11</w:t>
+            </w:r>
+          </w:p>
+        </w:tc>
+        <w:tc>
+          <w:tcPr>
+            <w:tcW w:type="dxa" w:w="3041"/>
+          </w:tcPr>
+          <w:p>
+            <w:r>
+              <w:t>Paletas de color y estilos estadísticos (opcional, mejora la estética).</w:t>
+            </w:r>
+          </w:p>
+        </w:tc>
+        <w:tc>
+          <w:tcPr>
+            <w:tcW w:type="dxa" w:w="3041"/>
+          </w:tcPr>
+          <w:p>
+            <w:r>
+              <w:t>pip install seaborn</w:t>
+            </w:r>
+          </w:p>
+        </w:tc>
+      </w:tr>
+    </w:tbl>
+    <w:p/>
+    <w:p>
+      <w:pPr>
+        <w:spacing w:before="40" w:after="40"/>
+        <w:ind w:left="576"/>
+        <w:pBdr>
+          <w:left w:val="single" w:sz="12" w:space="6" w:color="2E75B6"/>
+        </w:pBdr>
+      </w:pPr>
+      <w:r>
+        <w:rPr>
+          <w:rFonts w:ascii="Courier New" w:hAnsi="Courier New"/>
+          <w:color w:val="1A1A5E"/>
+          <w:sz w:val="18"/>
+        </w:rPr>
+        <w:t># Instalar todas las dependencias de visualización de una vez:</w:t>
+      </w:r>
+    </w:p>
+    <w:p>
+      <w:pPr>
+        <w:spacing w:before="40" w:after="40"/>
+        <w:ind w:left="576"/>
+        <w:pBdr>
+          <w:left w:val="single" w:sz="12" w:space="6" w:color="2E75B6"/>
+        </w:pBdr>
+      </w:pPr>
+      <w:r>
+        <w:rPr>
+          <w:rFonts w:ascii="Courier New" w:hAnsi="Courier New"/>
+          <w:color w:val="1A1A5E"/>
+          <w:sz w:val="18"/>
+        </w:rPr>
+        <w:t>pip install matplotlib seaborn numpy</w:t>
+      </w:r>
+    </w:p>
+    <w:p/>
+    <w:p>
+      <w:pPr>
+        <w:ind w:left="432"/>
+      </w:pPr>
+      <w:r>
+        <w:rPr>
+          <w:b/>
+          <w:color w:val="BF6200"/>
+        </w:rPr>
+        <w:t xml:space="preserve">⚠️  Atención: </w:t>
+      </w:r>
+      <w:r>
+        <w:rPr>
+          <w:sz w:val="20"/>
+        </w:rPr>
+        <w:t>En entornos de sistema (Ubuntu/Debian sin entorno virtual), añada el flag --break-system-packages: pip install matplotlib seaborn --break-system-packages</w:t>
       </w:r>
     </w:p>
     <w:sectPr>
